--- a/هشتم/ف 7/فصل 7.docx
+++ b/هشتم/ف 7/فصل 7.docx
@@ -5,7 +5,7 @@
     <w:p>
       <w:pPr>
         <w:rPr>
-          <w:rFonts w:ascii="Vazirmatn" w:hAnsi="Vazirmatn" w:hint="cs"/>
+          <w:rFonts w:ascii="Vazirmatn" w:hAnsi="Vazirmatn"/>
           <w:sz w:val="2"/>
           <w:szCs w:val="2"/>
           <w:rtl/>
@@ -666,10 +666,10 @@
                   <v:path o:extrusionok="f" gradientshapeok="t" o:connecttype="rect"/>
                   <o:lock v:ext="edit" aspectratio="t"/>
                 </v:shapetype>
-                <v:shape id="_x0000_i1025" type="#_x0000_t75" style="width:28.55pt;height:19.45pt" o:ole="">
+                <v:shape id="_x0000_i1025" type="#_x0000_t75" style="width:28.5pt;height:19.5pt" o:ole="">
                   <v:imagedata r:id="rId8" o:title=""/>
                 </v:shape>
-                <o:OLEObject Type="Embed" ProgID="Equation.DSMT4" ShapeID="_x0000_i1025" DrawAspect="Content" ObjectID="_1786535611" r:id="rId9"/>
+                <o:OLEObject Type="Embed" ProgID="Equation.DSMT4" ShapeID="_x0000_i1025" DrawAspect="Content" ObjectID="_1837493574" r:id="rId9"/>
               </w:object>
             </w:r>
             <w:r>
@@ -710,10 +710,10 @@
                 <w:lang w:bidi="fa-IR"/>
               </w:rPr>
               <w:object w:dxaOrig="560" w:dyaOrig="400" w14:anchorId="0EEB24B9">
-                <v:shape id="_x0000_i1026" type="#_x0000_t75" style="width:26.3pt;height:18.3pt" o:ole="">
+                <v:shape id="_x0000_i1026" type="#_x0000_t75" style="width:26.25pt;height:18pt" o:ole="">
                   <v:imagedata r:id="rId10" o:title=""/>
                 </v:shape>
-                <o:OLEObject Type="Embed" ProgID="Equation.DSMT4" ShapeID="_x0000_i1026" DrawAspect="Content" ObjectID="_1786535612" r:id="rId11"/>
+                <o:OLEObject Type="Embed" ProgID="Equation.DSMT4" ShapeID="_x0000_i1026" DrawAspect="Content" ObjectID="_1837493575" r:id="rId11"/>
               </w:object>
             </w:r>
             <w:r>
@@ -756,10 +756,10 @@
                 <w:lang w:bidi="fa-IR"/>
               </w:rPr>
               <w:object w:dxaOrig="520" w:dyaOrig="400" w14:anchorId="6DEC85A0">
-                <v:shape id="_x0000_i1027" type="#_x0000_t75" style="width:25.15pt;height:19.45pt" o:ole="">
+                <v:shape id="_x0000_i1027" type="#_x0000_t75" style="width:25.5pt;height:19.5pt" o:ole="">
                   <v:imagedata r:id="rId12" o:title=""/>
                 </v:shape>
-                <o:OLEObject Type="Embed" ProgID="Equation.DSMT4" ShapeID="_x0000_i1027" DrawAspect="Content" ObjectID="_1786535613" r:id="rId13"/>
+                <o:OLEObject Type="Embed" ProgID="Equation.DSMT4" ShapeID="_x0000_i1027" DrawAspect="Content" ObjectID="_1837493576" r:id="rId13"/>
               </w:object>
             </w:r>
             <w:r>
@@ -798,10 +798,10 @@
                 <w:lang w:bidi="fa-IR"/>
               </w:rPr>
               <w:object w:dxaOrig="560" w:dyaOrig="400" w14:anchorId="25CF42B6">
-                <v:shape id="_x0000_i1028" type="#_x0000_t75" style="width:28.55pt;height:19.45pt" o:ole="">
+                <v:shape id="_x0000_i1028" type="#_x0000_t75" style="width:28.5pt;height:19.5pt" o:ole="">
                   <v:imagedata r:id="rId14" o:title=""/>
                 </v:shape>
-                <o:OLEObject Type="Embed" ProgID="Equation.DSMT4" ShapeID="_x0000_i1028" DrawAspect="Content" ObjectID="_1786535614" r:id="rId15"/>
+                <o:OLEObject Type="Embed" ProgID="Equation.DSMT4" ShapeID="_x0000_i1028" DrawAspect="Content" ObjectID="_1837493577" r:id="rId15"/>
               </w:object>
             </w:r>
             <w:r>
@@ -886,7 +886,7 @@
             <w:pPr>
               <w:spacing w:line="276" w:lineRule="auto"/>
               <w:rPr>
-                <w:rFonts w:ascii="Vazirmatn" w:hAnsi="Vazirmatn" w:hint="cs"/>
+                <w:rFonts w:ascii="Vazirmatn" w:hAnsi="Vazirmatn"/>
                 <w:noProof/>
                 <w:sz w:val="28"/>
                 <w:szCs w:val="28"/>
@@ -930,7 +930,7 @@
                     <w:spacing w:line="276" w:lineRule="auto"/>
                     <w:jc w:val="center"/>
                     <w:rPr>
-                      <w:rFonts w:ascii="Vazirmatn" w:hAnsi="Vazirmatn" w:hint="cs"/>
+                      <w:rFonts w:ascii="Vazirmatn" w:hAnsi="Vazirmatn"/>
                       <w:noProof/>
                       <w:sz w:val="28"/>
                       <w:szCs w:val="28"/>
@@ -948,10 +948,10 @@
                       <w:szCs w:val="28"/>
                     </w:rPr>
                     <w:object w:dxaOrig="1340" w:dyaOrig="440" w14:anchorId="6236216A">
-                      <v:shape id="_x0000_i1214" type="#_x0000_t75" style="width:67.45pt;height:21.7pt" o:ole="">
+                      <v:shape id="_x0000_i1029" type="#_x0000_t75" style="width:67.5pt;height:21.75pt" o:ole="">
                         <v:imagedata r:id="rId16" o:title=""/>
                       </v:shape>
-                      <o:OLEObject Type="Embed" ProgID="Equation.DSMT4" ShapeID="_x0000_i1214" DrawAspect="Content" ObjectID="_1786535615" r:id="rId17"/>
+                      <o:OLEObject Type="Embed" ProgID="Equation.DSMT4" ShapeID="_x0000_i1029" DrawAspect="Content" ObjectID="_1837493578" r:id="rId17"/>
                     </w:object>
                   </w:r>
                 </w:p>
@@ -966,7 +966,7 @@
                     <w:spacing w:line="276" w:lineRule="auto"/>
                     <w:jc w:val="center"/>
                     <w:rPr>
-                      <w:rFonts w:ascii="Vazirmatn" w:hAnsi="Vazirmatn" w:hint="cs"/>
+                      <w:rFonts w:ascii="Vazirmatn" w:hAnsi="Vazirmatn"/>
                       <w:noProof/>
                       <w:sz w:val="28"/>
                       <w:szCs w:val="28"/>
@@ -984,10 +984,10 @@
                       <w:szCs w:val="28"/>
                     </w:rPr>
                     <w:object w:dxaOrig="960" w:dyaOrig="400" w14:anchorId="1255563B">
-                      <v:shape id="_x0000_i1213" type="#_x0000_t75" style="width:54.85pt;height:20.55pt" o:ole="">
+                      <v:shape id="_x0000_i1030" type="#_x0000_t75" style="width:54.75pt;height:20.25pt" o:ole="">
                         <v:imagedata r:id="rId18" o:title=""/>
                       </v:shape>
-                      <o:OLEObject Type="Embed" ProgID="Equation.DSMT4" ShapeID="_x0000_i1213" DrawAspect="Content" ObjectID="_1786535616" r:id="rId19"/>
+                      <o:OLEObject Type="Embed" ProgID="Equation.DSMT4" ShapeID="_x0000_i1030" DrawAspect="Content" ObjectID="_1837493579" r:id="rId19"/>
                     </w:object>
                   </w:r>
                 </w:p>
@@ -1002,7 +1002,7 @@
                     <w:spacing w:line="276" w:lineRule="auto"/>
                     <w:jc w:val="center"/>
                     <w:rPr>
-                      <w:rFonts w:ascii="Vazirmatn" w:hAnsi="Vazirmatn" w:hint="cs"/>
+                      <w:rFonts w:ascii="Vazirmatn" w:hAnsi="Vazirmatn"/>
                       <w:noProof/>
                       <w:sz w:val="28"/>
                       <w:szCs w:val="28"/>
@@ -1020,10 +1020,10 @@
                       <w:szCs w:val="28"/>
                     </w:rPr>
                     <w:object w:dxaOrig="1579" w:dyaOrig="440" w14:anchorId="0EC848F4">
-                      <v:shape id="_x0000_i1212" type="#_x0000_t75" style="width:78.85pt;height:21.7pt" o:ole="">
+                      <v:shape id="_x0000_i1031" type="#_x0000_t75" style="width:78.75pt;height:21.75pt" o:ole="">
                         <v:imagedata r:id="rId20" o:title=""/>
                       </v:shape>
-                      <o:OLEObject Type="Embed" ProgID="Equation.DSMT4" ShapeID="_x0000_i1212" DrawAspect="Content" ObjectID="_1786535617" r:id="rId21"/>
+                      <o:OLEObject Type="Embed" ProgID="Equation.DSMT4" ShapeID="_x0000_i1031" DrawAspect="Content" ObjectID="_1837493580" r:id="rId21"/>
                     </w:object>
                   </w:r>
                 </w:p>
@@ -1038,7 +1038,7 @@
                     <w:spacing w:line="276" w:lineRule="auto"/>
                     <w:jc w:val="center"/>
                     <w:rPr>
-                      <w:rFonts w:ascii="Vazirmatn" w:hAnsi="Vazirmatn" w:hint="cs"/>
+                      <w:rFonts w:ascii="Vazirmatn" w:hAnsi="Vazirmatn"/>
                       <w:noProof/>
                       <w:sz w:val="28"/>
                       <w:szCs w:val="28"/>
@@ -1056,10 +1056,10 @@
                       <w:szCs w:val="28"/>
                     </w:rPr>
                     <w:object w:dxaOrig="1400" w:dyaOrig="760" w14:anchorId="332CF13F">
-                      <v:shape id="_x0000_i1211" type="#_x0000_t75" style="width:66.3pt;height:32pt" o:ole="">
+                      <v:shape id="_x0000_i1032" type="#_x0000_t75" style="width:66pt;height:32.25pt" o:ole="">
                         <v:imagedata r:id="rId22" o:title=""/>
                       </v:shape>
-                      <o:OLEObject Type="Embed" ProgID="Equation.DSMT4" ShapeID="_x0000_i1211" DrawAspect="Content" ObjectID="_1786535618" r:id="rId23"/>
+                      <o:OLEObject Type="Embed" ProgID="Equation.DSMT4" ShapeID="_x0000_i1032" DrawAspect="Content" ObjectID="_1837493581" r:id="rId23"/>
                     </w:object>
                   </w:r>
                 </w:p>
@@ -1070,7 +1070,7 @@
             <w:pPr>
               <w:spacing w:line="276" w:lineRule="auto"/>
               <w:rPr>
-                <w:rFonts w:ascii="Vazirmatn" w:hAnsi="Vazirmatn" w:hint="cs"/>
+                <w:rFonts w:ascii="Vazirmatn" w:hAnsi="Vazirmatn"/>
                 <w:noProof/>
                 <w:sz w:val="28"/>
                 <w:szCs w:val="28"/>
@@ -1089,7 +1089,7 @@
             <w:pPr>
               <w:jc w:val="center"/>
               <w:rPr>
-                <w:rFonts w:ascii="Vazirmatn" w:hAnsi="Vazirmatn" w:hint="cs"/>
+                <w:rFonts w:ascii="Vazirmatn" w:hAnsi="Vazirmatn"/>
                 <w:sz w:val="28"/>
                 <w:szCs w:val="28"/>
                 <w:rtl/>
@@ -1194,10 +1194,10 @@
                 <w:lang w:bidi="fa-IR"/>
               </w:rPr>
               <w:object w:dxaOrig="279" w:dyaOrig="360" w14:anchorId="31063F41">
-                <v:shape id="_x0000_i1246" type="#_x0000_t75" style="width:14.25pt;height:18.15pt" o:ole="">
+                <v:shape id="_x0000_i1033" type="#_x0000_t75" style="width:14.25pt;height:18pt" o:ole="">
                   <v:imagedata r:id="rId24" o:title=""/>
                 </v:shape>
-                <o:OLEObject Type="Embed" ProgID="Equation.DSMT4" ShapeID="_x0000_i1246" DrawAspect="Content" ObjectID="_1786535619" r:id="rId25"/>
+                <o:OLEObject Type="Embed" ProgID="Equation.DSMT4" ShapeID="_x0000_i1033" DrawAspect="Content" ObjectID="_1837493582" r:id="rId25"/>
               </w:object>
             </w:r>
             <w:r>
@@ -1245,21 +1245,21 @@
             <w:pPr>
               <w:spacing w:line="276" w:lineRule="auto"/>
               <w:rPr>
+                <w:rFonts w:ascii="Vazirmatn" w:hAnsi="Vazirmatn"/>
+                <w:sz w:val="28"/>
+                <w:szCs w:val="28"/>
+                <w:rtl/>
+                <w:lang w:bidi="fa-IR"/>
+              </w:rPr>
+            </w:pPr>
+            <w:r>
+              <w:rPr>
                 <w:rFonts w:ascii="Vazirmatn" w:hAnsi="Vazirmatn" w:hint="cs"/>
                 <w:sz w:val="28"/>
                 <w:szCs w:val="28"/>
                 <w:rtl/>
                 <w:lang w:bidi="fa-IR"/>
               </w:rPr>
-            </w:pPr>
-            <w:r>
-              <w:rPr>
-                <w:rFonts w:ascii="Vazirmatn" w:hAnsi="Vazirmatn" w:hint="cs"/>
-                <w:sz w:val="28"/>
-                <w:szCs w:val="28"/>
-                <w:rtl/>
-                <w:lang w:bidi="fa-IR"/>
-              </w:rPr>
               <w:t xml:space="preserve">ب) 7 برابر عدد </w:t>
             </w:r>
             <w:r>
@@ -1271,10 +1271,10 @@
                 <w:lang w:bidi="fa-IR"/>
               </w:rPr>
               <w:object w:dxaOrig="360" w:dyaOrig="360" w14:anchorId="57B5804C">
-                <v:shape id="_x0000_i1248" type="#_x0000_t75" style="width:18.15pt;height:18.15pt" o:ole="">
+                <v:shape id="_x0000_i1034" type="#_x0000_t75" style="width:18pt;height:18pt" o:ole="">
                   <v:imagedata r:id="rId26" o:title=""/>
                 </v:shape>
-                <o:OLEObject Type="Embed" ProgID="Equation.DSMT4" ShapeID="_x0000_i1248" DrawAspect="Content" ObjectID="_1786535620" r:id="rId27"/>
+                <o:OLEObject Type="Embed" ProgID="Equation.DSMT4" ShapeID="_x0000_i1034" DrawAspect="Content" ObjectID="_1837493583" r:id="rId27"/>
               </w:object>
             </w:r>
             <w:r>
@@ -1421,7 +1421,7 @@
           <w:p>
             <w:pPr>
               <w:rPr>
-                <w:rFonts w:ascii="Vazirmatn" w:hAnsi="Vazirmatn"/>
+                <w:rFonts w:ascii="Vazirmatn" w:hAnsi="Vazirmatn" w:hint="cs"/>
                 <w:sz w:val="16"/>
                 <w:szCs w:val="16"/>
                 <w:rtl/>
@@ -1559,136 +1559,6 @@
                   <w:pPr>
                     <w:jc w:val="right"/>
                     <w:rPr>
-                      <w:rFonts w:ascii="Vazirmatn" w:hAnsi="Vazirmatn"/>
-                      <w:sz w:val="16"/>
-                      <w:szCs w:val="16"/>
-                      <w:rtl/>
-                      <w:lang w:bidi="fa-IR"/>
-                    </w:rPr>
-                  </w:pPr>
-                  <w:r>
-                    <w:rPr>
-                      <w:rFonts w:ascii="Vazirmatn" w:hAnsi="Vazirmatn"/>
-                      <w:position w:val="-12"/>
-                      <w:sz w:val="28"/>
-                      <w:szCs w:val="28"/>
-                      <w:lang w:bidi="fa-IR"/>
-                    </w:rPr>
-                    <w:object w:dxaOrig="1040" w:dyaOrig="420" w14:anchorId="524C914A">
-                      <v:shape id="_x0000_i1036" type="#_x0000_t75" style="width:51.9pt;height:21.4pt" o:ole="">
-                        <v:imagedata r:id="rId28" o:title=""/>
-                      </v:shape>
-                      <o:OLEObject Type="Embed" ProgID="Equation.DSMT4" ShapeID="_x0000_i1036" DrawAspect="Content" ObjectID="_1786535621" r:id="rId29"/>
-                    </w:object>
-                  </w:r>
-                </w:p>
-              </w:tc>
-              <w:tc>
-                <w:tcPr>
-                  <w:tcW w:w="4594" w:type="dxa"/>
-                </w:tcPr>
-                <w:p>
-                  <w:pPr>
-                    <w:jc w:val="right"/>
-                    <w:rPr>
-                      <w:rFonts w:ascii="Vazirmatn" w:hAnsi="Vazirmatn"/>
-                      <w:sz w:val="16"/>
-                      <w:szCs w:val="16"/>
-                      <w:rtl/>
-                      <w:lang w:bidi="fa-IR"/>
-                    </w:rPr>
-                  </w:pPr>
-                  <w:r>
-                    <w:rPr>
-                      <w:noProof/>
-                      <w:position w:val="-6"/>
-                    </w:rPr>
-                    <w:object w:dxaOrig="1080" w:dyaOrig="435" w14:anchorId="5FA0E27E">
-                      <v:shape id="_x0000_i1037" type="#_x0000_t75" style="width:53.85pt;height:22.05pt" o:ole="">
-                        <v:imagedata r:id="rId30" o:title=""/>
-                      </v:shape>
-                      <o:OLEObject Type="Embed" ProgID="Equation.DSMT4" ShapeID="_x0000_i1037" DrawAspect="Content" ObjectID="_1786535622" r:id="rId31"/>
-                    </w:object>
-                  </w:r>
-                  <w:r>
-                    <w:rPr>
-                      <w:rFonts w:hint="cs"/>
-                      <w:noProof/>
-                      <w:rtl/>
-                    </w:rPr>
-                    <w:t xml:space="preserve"> </w:t>
-                  </w:r>
-                </w:p>
-              </w:tc>
-            </w:tr>
-            <w:tr>
-              <w:tc>
-                <w:tcPr>
-                  <w:tcW w:w="4593" w:type="dxa"/>
-                </w:tcPr>
-                <w:p>
-                  <w:pPr>
-                    <w:jc w:val="right"/>
-                    <w:rPr>
-                      <w:rFonts w:ascii="Vazirmatn" w:hAnsi="Vazirmatn"/>
-                      <w:sz w:val="28"/>
-                      <w:szCs w:val="28"/>
-                      <w:lang w:bidi="fa-IR"/>
-                    </w:rPr>
-                  </w:pPr>
-                  <w:r>
-                    <w:rPr>
-                      <w:noProof/>
-                      <w:position w:val="-6"/>
-                    </w:rPr>
-                    <w:object w:dxaOrig="1215" w:dyaOrig="435" w14:anchorId="03612368">
-                      <v:shape id="_x0000_i1038" type="#_x0000_t75" style="width:60.3pt;height:22.05pt" o:ole="">
-                        <v:imagedata r:id="rId32" o:title=""/>
-                      </v:shape>
-                      <o:OLEObject Type="Embed" ProgID="Equation.DSMT4" ShapeID="_x0000_i1038" DrawAspect="Content" ObjectID="_1786535623" r:id="rId33"/>
-                    </w:object>
-                  </w:r>
-                </w:p>
-              </w:tc>
-              <w:tc>
-                <w:tcPr>
-                  <w:tcW w:w="4594" w:type="dxa"/>
-                </w:tcPr>
-                <w:p>
-                  <w:pPr>
-                    <w:jc w:val="right"/>
-                    <w:rPr>
-                      <w:rFonts w:ascii="Vazirmatn" w:hAnsi="Vazirmatn"/>
-                      <w:sz w:val="28"/>
-                      <w:szCs w:val="28"/>
-                      <w:rtl/>
-                      <w:lang w:bidi="fa-IR"/>
-                    </w:rPr>
-                  </w:pPr>
-                  <w:r>
-                    <w:rPr>
-                      <w:noProof/>
-                      <w:position w:val="-6"/>
-                    </w:rPr>
-                    <w:object w:dxaOrig="1125" w:dyaOrig="435" w14:anchorId="518851ED">
-                      <v:shape id="_x0000_i1039" type="#_x0000_t75" style="width:56.45pt;height:22.05pt" o:ole="">
-                        <v:imagedata r:id="rId34" o:title=""/>
-                      </v:shape>
-                      <o:OLEObject Type="Embed" ProgID="Equation.DSMT4" ShapeID="_x0000_i1039" DrawAspect="Content" ObjectID="_1786535624" r:id="rId35"/>
-                    </w:object>
-                  </w:r>
-                </w:p>
-              </w:tc>
-            </w:tr>
-            <w:tr>
-              <w:tc>
-                <w:tcPr>
-                  <w:tcW w:w="4593" w:type="dxa"/>
-                </w:tcPr>
-                <w:p>
-                  <w:pPr>
-                    <w:jc w:val="right"/>
-                    <w:rPr>
                       <w:noProof/>
                     </w:rPr>
                   </w:pPr>
@@ -1698,10 +1568,10 @@
                       <w:position w:val="-6"/>
                     </w:rPr>
                     <w:object w:dxaOrig="1110" w:dyaOrig="435" w14:anchorId="52110A68">
-                      <v:shape id="_x0000_i1040" type="#_x0000_t75" style="width:55.15pt;height:22.05pt" o:ole="">
-                        <v:imagedata r:id="rId36" o:title=""/>
+                      <v:shape id="_x0000_i1087" type="#_x0000_t75" style="width:55.5pt;height:21.75pt" o:ole="">
+                        <v:imagedata r:id="rId28" o:title=""/>
                       </v:shape>
-                      <o:OLEObject Type="Embed" ProgID="Equation.DSMT4" ShapeID="_x0000_i1040" DrawAspect="Content" ObjectID="_1786535625" r:id="rId37"/>
+                      <o:OLEObject Type="Embed" ProgID="Equation.DSMT4" ShapeID="_x0000_i1087" DrawAspect="Content" ObjectID="_1837493584" r:id="rId29"/>
                     </w:object>
                   </w:r>
                   <w:r>
@@ -1723,23 +1593,12 @@
                   <w:pPr>
                     <w:jc w:val="right"/>
                     <w:rPr>
+                      <w:rFonts w:hint="cs"/>
                       <w:noProof/>
                       <w:rtl/>
                       <w:lang w:bidi="fa-IR"/>
                     </w:rPr>
                   </w:pPr>
-                  <w:r>
-                    <w:rPr>
-                      <w:noProof/>
-                      <w:position w:val="-6"/>
-                    </w:rPr>
-                    <w:object w:dxaOrig="1095" w:dyaOrig="435" w14:anchorId="787FB7CD">
-                      <v:shape id="_x0000_i1041" type="#_x0000_t75" style="width:55.15pt;height:22.05pt" o:ole="">
-                        <v:imagedata r:id="rId38" o:title=""/>
-                      </v:shape>
-                      <o:OLEObject Type="Embed" ProgID="Equation.DSMT4" ShapeID="_x0000_i1041" DrawAspect="Content" ObjectID="_1786535626" r:id="rId39"/>
-                    </w:object>
-                  </w:r>
                 </w:p>
               </w:tc>
             </w:tr>
@@ -1778,10 +1637,10 @@
                       <w:lang w:bidi="fa-IR"/>
                     </w:rPr>
                     <w:object w:dxaOrig="1640" w:dyaOrig="499" w14:anchorId="28307038">
-                      <v:shape id="_x0000_i1042" type="#_x0000_t75" style="width:73.95pt;height:22.7pt" o:ole="">
-                        <v:imagedata r:id="rId40" o:title=""/>
+                      <v:shape id="_x0000_i1089" type="#_x0000_t75" style="width:74.25pt;height:22.5pt" o:ole="">
+                        <v:imagedata r:id="rId30" o:title=""/>
                       </v:shape>
-                      <o:OLEObject Type="Embed" ProgID="Equation.DSMT4" ShapeID="_x0000_i1042" DrawAspect="Content" ObjectID="_1786535627" r:id="rId41"/>
+                      <o:OLEObject Type="Embed" ProgID="Equation.DSMT4" ShapeID="_x0000_i1089" DrawAspect="Content" ObjectID="_1837493585" r:id="rId31"/>
                     </w:object>
                   </w:r>
                 </w:p>
@@ -1813,10 +1672,10 @@
                       <w:lang w:bidi="fa-IR"/>
                     </w:rPr>
                     <w:object w:dxaOrig="1120" w:dyaOrig="760" w14:anchorId="672AB4D3">
-                      <v:shape id="_x0000_i1043" type="#_x0000_t75" style="width:56.45pt;height:38.9pt" o:ole="">
-                        <v:imagedata r:id="rId42" o:title=""/>
+                      <v:shape id="_x0000_i1090" type="#_x0000_t75" style="width:56.25pt;height:39pt" o:ole="">
+                        <v:imagedata r:id="rId32" o:title=""/>
                       </v:shape>
-                      <o:OLEObject Type="Embed" ProgID="Equation.DSMT4" ShapeID="_x0000_i1043" DrawAspect="Content" ObjectID="_1786535628" r:id="rId43"/>
+                      <o:OLEObject Type="Embed" ProgID="Equation.DSMT4" ShapeID="_x0000_i1090" DrawAspect="Content" ObjectID="_1837493586" r:id="rId33"/>
                     </w:object>
                   </w:r>
                 </w:p>
@@ -1897,7 +1756,7 @@
           <w:p>
             <w:pPr>
               <w:rPr>
-                <w:rFonts w:ascii="Vazirmatn" w:hAnsi="Vazirmatn" w:hint="cs"/>
+                <w:rFonts w:ascii="Vazirmatn" w:hAnsi="Vazirmatn"/>
                 <w:sz w:val="28"/>
                 <w:szCs w:val="28"/>
                 <w:rtl/>
@@ -1954,10 +1813,10 @@
                       <w:lang w:bidi="fa-IR"/>
                     </w:rPr>
                     <w:object w:dxaOrig="1860" w:dyaOrig="440" w14:anchorId="7FFBC355">
-                      <v:shape id="_x0000_i1078" type="#_x0000_t75" style="width:91.45pt;height:22.05pt" o:ole="">
-                        <v:imagedata r:id="rId44" o:title=""/>
+                      <v:shape id="_x0000_i1043" type="#_x0000_t75" style="width:91.5pt;height:21.75pt" o:ole="">
+                        <v:imagedata r:id="rId34" o:title=""/>
                       </v:shape>
-                      <o:OLEObject Type="Embed" ProgID="Equation.DSMT4" ShapeID="_x0000_i1078" DrawAspect="Content" ObjectID="_1786535629" r:id="rId45"/>
+                      <o:OLEObject Type="Embed" ProgID="Equation.DSMT4" ShapeID="_x0000_i1043" DrawAspect="Content" ObjectID="_1837493587" r:id="rId35"/>
                     </w:object>
                   </w:r>
                 </w:p>
@@ -1986,10 +1845,10 @@
                       <w:lang w:bidi="fa-IR"/>
                     </w:rPr>
                     <w:object w:dxaOrig="1880" w:dyaOrig="499" w14:anchorId="5F6EE495">
-                      <v:shape id="_x0000_i1085" type="#_x0000_t75" style="width:81.75pt;height:22.05pt" o:ole="">
-                        <v:imagedata r:id="rId46" o:title=""/>
+                      <v:shape id="_x0000_i1044" type="#_x0000_t75" style="width:81.75pt;height:21.75pt" o:ole="">
+                        <v:imagedata r:id="rId36" o:title=""/>
                       </v:shape>
-                      <o:OLEObject Type="Embed" ProgID="Equation.DSMT4" ShapeID="_x0000_i1085" DrawAspect="Content" ObjectID="_1786535630" r:id="rId47"/>
+                      <o:OLEObject Type="Embed" ProgID="Equation.DSMT4" ShapeID="_x0000_i1044" DrawAspect="Content" ObjectID="_1837493588" r:id="rId37"/>
                     </w:object>
                   </w:r>
                 </w:p>
@@ -2008,7 +1867,7 @@
                   <w:pPr>
                     <w:jc w:val="right"/>
                     <w:rPr>
-                      <w:rFonts w:ascii="Vazirmatn" w:hAnsi="Vazirmatn" w:hint="cs"/>
+                      <w:rFonts w:ascii="Vazirmatn" w:hAnsi="Vazirmatn"/>
                       <w:sz w:val="28"/>
                       <w:szCs w:val="28"/>
                       <w:rtl/>
@@ -2022,10 +1881,10 @@
                       <w:szCs w:val="28"/>
                     </w:rPr>
                     <w:object w:dxaOrig="1780" w:dyaOrig="400" w14:anchorId="66A0127B">
-                      <v:shape id="_x0000_i1077" type="#_x0000_t75" style="width:77.2pt;height:17.5pt" o:ole="">
-                        <v:imagedata r:id="rId48" o:title=""/>
+                      <v:shape id="_x0000_i1045" type="#_x0000_t75" style="width:77.25pt;height:17.25pt" o:ole="">
+                        <v:imagedata r:id="rId38" o:title=""/>
                       </v:shape>
-                      <o:OLEObject Type="Embed" ProgID="Equation.DSMT4" ShapeID="_x0000_i1077" DrawAspect="Content" ObjectID="_1786535631" r:id="rId49"/>
+                      <o:OLEObject Type="Embed" ProgID="Equation.DSMT4" ShapeID="_x0000_i1045" DrawAspect="Content" ObjectID="_1837493589" r:id="rId39"/>
                     </w:object>
                   </w:r>
                 </w:p>
@@ -2039,7 +1898,7 @@
                   <w:pPr>
                     <w:jc w:val="right"/>
                     <w:rPr>
-                      <w:rFonts w:ascii="Vazirmatn" w:hAnsi="Vazirmatn" w:hint="cs"/>
+                      <w:rFonts w:ascii="Vazirmatn" w:hAnsi="Vazirmatn"/>
                       <w:sz w:val="28"/>
                       <w:szCs w:val="28"/>
                       <w:rtl/>
@@ -2053,10 +1912,10 @@
                       <w:szCs w:val="28"/>
                     </w:rPr>
                     <w:object w:dxaOrig="1160" w:dyaOrig="720" w14:anchorId="1E6C60B7">
-                      <v:shape id="_x0000_i1082" type="#_x0000_t75" style="width:46.7pt;height:29.2pt" o:ole="">
-                        <v:imagedata r:id="rId50" o:title=""/>
+                      <v:shape id="_x0000_i1046" type="#_x0000_t75" style="width:46.5pt;height:29.25pt" o:ole="">
+                        <v:imagedata r:id="rId40" o:title=""/>
                       </v:shape>
-                      <o:OLEObject Type="Embed" ProgID="Equation.DSMT4" ShapeID="_x0000_i1082" DrawAspect="Content" ObjectID="_1786535632" r:id="rId51"/>
+                      <o:OLEObject Type="Embed" ProgID="Equation.DSMT4" ShapeID="_x0000_i1046" DrawAspect="Content" ObjectID="_1837493590" r:id="rId41"/>
                     </w:object>
                   </w:r>
                 </w:p>
@@ -2252,6 +2111,8 @@
                   <w:tcW w:w="4593" w:type="dxa"/>
                   <w:vAlign w:val="center"/>
                 </w:tcPr>
+                <w:bookmarkStart w:id="0" w:name="_GoBack"/>
+                <w:bookmarkEnd w:id="0"/>
                 <w:p>
                   <w:pPr>
                     <w:jc w:val="right"/>
@@ -2269,10 +2130,10 @@
                       <w:position w:val="-30"/>
                     </w:rPr>
                     <w:object w:dxaOrig="1320" w:dyaOrig="800" w14:anchorId="06B2CF48">
-                      <v:shape id="_x0000_i1048" type="#_x0000_t75" style="width:66.15pt;height:40.2pt" o:ole="">
-                        <v:imagedata r:id="rId52" o:title=""/>
+                      <v:shape id="_x0000_i1047" type="#_x0000_t75" style="width:66pt;height:40.5pt" o:ole="">
+                        <v:imagedata r:id="rId42" o:title=""/>
                       </v:shape>
-                      <o:OLEObject Type="Embed" ProgID="Equation.DSMT4" ShapeID="_x0000_i1048" DrawAspect="Content" ObjectID="_1786535633" r:id="rId53"/>
+                      <o:OLEObject Type="Embed" ProgID="Equation.DSMT4" ShapeID="_x0000_i1047" DrawAspect="Content" ObjectID="_1837493591" r:id="rId43"/>
                     </w:object>
                   </w:r>
                 </w:p>
@@ -2299,10 +2160,10 @@
                       <w:position w:val="-8"/>
                     </w:rPr>
                     <w:object w:dxaOrig="1320" w:dyaOrig="400" w14:anchorId="143D7A78">
-                      <v:shape id="_x0000_i1049" type="#_x0000_t75" style="width:66.15pt;height:20.1pt" o:ole="">
-                        <v:imagedata r:id="rId54" o:title=""/>
+                      <v:shape id="_x0000_i1048" type="#_x0000_t75" style="width:66pt;height:20.25pt" o:ole="">
+                        <v:imagedata r:id="rId44" o:title=""/>
                       </v:shape>
-                      <o:OLEObject Type="Embed" ProgID="Equation.DSMT4" ShapeID="_x0000_i1049" DrawAspect="Content" ObjectID="_1786535634" r:id="rId55"/>
+                      <o:OLEObject Type="Embed" ProgID="Equation.DSMT4" ShapeID="_x0000_i1048" DrawAspect="Content" ObjectID="_1837493592" r:id="rId45"/>
                     </w:object>
                   </w:r>
                 </w:p>
@@ -2414,10 +2275,10 @@
                 <w:lang w:bidi="fa-IR"/>
               </w:rPr>
               <w:object w:dxaOrig="560" w:dyaOrig="400" w14:anchorId="4F9EEEF6">
-                <v:shape id="_x0000_i1050" type="#_x0000_t75" style="width:27.9pt;height:20.75pt" o:ole="">
-                  <v:imagedata r:id="rId56" o:title=""/>
+                <v:shape id="_x0000_i1049" type="#_x0000_t75" style="width:27.75pt;height:21pt" o:ole="">
+                  <v:imagedata r:id="rId46" o:title=""/>
                 </v:shape>
-                <o:OLEObject Type="Embed" ProgID="Equation.DSMT4" ShapeID="_x0000_i1050" DrawAspect="Content" ObjectID="_1786535635" r:id="rId57"/>
+                <o:OLEObject Type="Embed" ProgID="Equation.DSMT4" ShapeID="_x0000_i1049" DrawAspect="Content" ObjectID="_1837493593" r:id="rId47"/>
               </w:object>
             </w:r>
             <w:r>
@@ -2717,10 +2578,10 @@
                 <w:position w:val="-8"/>
               </w:rPr>
               <w:object w:dxaOrig="960" w:dyaOrig="400" w14:anchorId="687EC8DC">
-                <v:shape id="_x0000_i1138" type="#_x0000_t75" style="width:49.95pt;height:20.1pt" o:ole="">
-                  <v:imagedata r:id="rId58" o:title=""/>
+                <v:shape id="_x0000_i1050" type="#_x0000_t75" style="width:50.25pt;height:20.25pt" o:ole="">
+                  <v:imagedata r:id="rId48" o:title=""/>
                 </v:shape>
-                <o:OLEObject Type="Embed" ProgID="Equation.DSMT4" ShapeID="_x0000_i1138" DrawAspect="Content" ObjectID="_1786535636" r:id="rId59"/>
+                <o:OLEObject Type="Embed" ProgID="Equation.DSMT4" ShapeID="_x0000_i1050" DrawAspect="Content" ObjectID="_1837493594" r:id="rId49"/>
               </w:object>
             </w:r>
             <w:r>
@@ -4499,8 +4360,6 @@
                 <w:rtl/>
               </w:rPr>
             </w:pPr>
-            <w:bookmarkStart w:id="0" w:name="_GoBack"/>
-            <w:bookmarkEnd w:id="0"/>
           </w:p>
           <w:p>
             <w:pPr>
@@ -4572,7 +4431,7 @@
               <w:spacing w:line="276" w:lineRule="auto"/>
               <w:jc w:val="center"/>
               <w:rPr>
-                <w:rFonts w:ascii="Vazirmatn" w:hAnsi="Vazirmatn" w:hint="cs"/>
+                <w:rFonts w:ascii="Vazirmatn" w:hAnsi="Vazirmatn"/>
                 <w:sz w:val="28"/>
                 <w:szCs w:val="28"/>
                 <w:rtl/>
@@ -4598,7 +4457,7 @@
             <w:pPr>
               <w:jc w:val="center"/>
               <w:rPr>
-                <w:rFonts w:ascii="Vazirmatn" w:hAnsi="Vazirmatn" w:hint="cs"/>
+                <w:rFonts w:ascii="Vazirmatn" w:hAnsi="Vazirmatn"/>
                 <w:sz w:val="28"/>
                 <w:szCs w:val="28"/>
                 <w:rtl/>
@@ -4624,7 +4483,7 @@
       </w:pPr>
     </w:p>
     <w:sectPr>
-      <w:footerReference w:type="even" r:id="rId60"/>
+      <w:footerReference w:type="even" r:id="rId50"/>
       <w:pgSz w:w="11906" w:h="16838" w:code="9"/>
       <w:pgMar w:top="567" w:right="680" w:bottom="567" w:left="680" w:header="0" w:footer="0" w:gutter="0"/>
       <w:cols w:space="708"/>
@@ -6147,7 +6006,7 @@
 </file>
 
 <file path=customXml/itemProps1.xml><?xml version="1.0" encoding="utf-8"?>
-<ds:datastoreItem xmlns:ds="http://schemas.openxmlformats.org/officeDocument/2006/customXml" ds:itemID="{E07E10B4-ED73-418C-8C2D-1984EA7978F4}">
+<ds:datastoreItem xmlns:ds="http://schemas.openxmlformats.org/officeDocument/2006/customXml" ds:itemID="{306763DF-9458-4148-97E2-FC53A71A3706}">
   <ds:schemaRefs>
     <ds:schemaRef ds:uri="http://schemas.openxmlformats.org/officeDocument/2006/bibliography"/>
   </ds:schemaRefs>
